--- a/docx/自留版/卡F-病理窗口.docx
+++ b/docx/自留版/卡F-病理窗口.docx
@@ -81,7 +81,16 @@
         <w:ind w:left="400"/>
       </w:pPr>
       <w:r>
-        <w:t>加做 IHC：HER2、CD3、CD8、MAGE-A4（申请单已备）</w:t>
+        <w:t>加做 IHC：HER2、CD3、CD8、MAGE-A4（</w:t>
+      </w:r>
+      <w:r>
+        <w:rPr>
+          <w:b/>
+        </w:rPr>
+        <w:t>拟于 9/22 手术标本申请，申请单已备，目前全院均未做</w:t>
+      </w:r>
+      <w:r>
+        <w:t>）</w:t>
       </w:r>
     </w:p>
     <w:p>
@@ -141,7 +150,7 @@
         <w:pStyle w:val="Heading2"/>
       </w:pPr>
       <w:r>
-        <w:t>➕ 7 ⭐⭐ 一次申请全开</w:t>
+        <w:t>➕ 7 ⭐⭐ 一次申请全开（均为手术标本，穿刺 26-25469 已做 ER−/PR−/cyclin D1+/Ki-67 20% 但需多灶复核）</w:t>
       </w:r>
     </w:p>
     <w:p/>
@@ -162,7 +171,16 @@
         <w:t>同一张申请单</w:t>
       </w:r>
       <w:r>
-        <w:t>上。 【因】一次排队省一周；cyclin D1 是 YWHAE 型最敏感标志物。【源】诊疗方案-2026-09-11.md (../../诊疗方案-2026-09-11.md) P0 清单。</w:t>
+        <w:t>上，</w:t>
+      </w:r>
+      <w:r>
+        <w:rPr>
+          <w:b/>
+        </w:rPr>
+        <w:t>标本写 9/22 手术多灶</w:t>
+      </w:r>
+      <w:r>
+        <w:t>（不是 26-25469 单灶穿刺）。 【因】一次排队省一周；cyclin D1 是文献中 YWHAE 型常用标志物（非本例分型结论，待分子）；原发 ER 热点70% vs 转移 ER− 需复核异质性。【源】诊疗方案-2026-09-11.md (../../诊疗方案-2026-09-11.md) P0 清单。</w:t>
       </w:r>
     </w:p>
     <w:p/>
@@ -279,7 +297,7 @@
         <w:t>背面记录</w:t>
       </w:r>
       <w:r>
-        <w:t>（病理科窗口当场手写）：SOP张数____张（穿刺块15-20张，蜡块不离院）　取片日____（计划9/24前）　玻片编号核对 □　冻存执行人____ 签收人____ 登记处____（30min内-80℃）　申请单项目 □HER2 □CD3 □CD8 □MAGE-A4 □MMR×4 □cyclinD1 □BCOR □IFITM1 □ER/PR □Ki-67　*蜡块26-25469 患者曹雪梅*</w:t>
+        <w:t>（病理科窗口当场手写）：SOP张数____张（穿刺块15-20张，蜡块不离院）　取片日____（计划9/24前）　玻片编号核对 □　冻存执行人____ 签收人____ 登记处____（30min内-80℃）　申请单项目 □HER2 □CD3 □CD8 □MAGE-A4 □MMR×4 □cyclinD1 □BCOR □IFITM1 □ER/PR □Ki-67　*蜡块26-25469 患者曹雪梅 标本写9/22手术多灶*</w:t>
       </w:r>
     </w:p>
     <w:sectPr>
